--- a/Rural_Clinic_Electronic_Patient_Record_System_Proposal.docx
+++ b/Rural_Clinic_Electronic_Patient_Record_System_Proposal.docx
@@ -7625,16 +7625,7 @@
           <w:sz w:val="28"/>
           <w:szCs w:val="28"/>
         </w:rPr>
-        <w:t xml:space="preserve">Cost </w:t>
-      </w:r>
-      <w:r>
-        <w:rPr>
-          <w:b/>
-          <w:bCs/>
-          <w:sz w:val="28"/>
-          <w:szCs w:val="28"/>
-        </w:rPr>
-        <w:t>justification</w:t>
+        <w:t>Cost justification</w:t>
       </w:r>
     </w:p>
     <w:p>
@@ -7680,7 +7671,13 @@
     </w:p>
     <w:p>
       <w:r>
-        <w:t xml:space="preserve">The source document also describes the Rural Clinic Management System as replacing paper cards with a normalized, enforced and automated database. It notes that billing, stock control, appointment tracking and reminders can happen as a side-effect of normal work, and that management can view stock, disease and finance information with a few clicks. The design </w:t>
+        <w:t>The source document also describes the Rural Clinic Management System as replacing paper cards with a normalized, enforced and automated database. It notes that billing, stock control, appointment tracking</w:t>
+      </w:r>
+      <w:r>
+        <w:t>, and reminders can happen as a side effect of normal work, and that management can view stock, disease,</w:t>
+      </w:r>
+      <w:r>
+        <w:t xml:space="preserve"> and finance information with a few clicks. The design </w:t>
       </w:r>
       <w:proofErr w:type="gramStart"/>
       <w:r>
@@ -7699,6 +7696,361 @@
       <w:r>
         <w:t>in 3NF, with a prototype that allows data and tables to be added, changed and removed through a simple browser interface.</w:t>
       </w:r>
+    </w:p>
+    <w:p/>
+    <w:p>
+      <w:r>
+        <w:br w:type="page"/>
+      </w:r>
+    </w:p>
+    <w:p>
+      <w:pPr>
+        <w:rPr>
+          <w:b/>
+          <w:bCs/>
+        </w:rPr>
+      </w:pPr>
+      <w:r>
+        <w:rPr>
+          <w:b/>
+          <w:bCs/>
+        </w:rPr>
+        <w:t>REFERENCES:</w:t>
+      </w:r>
+    </w:p>
+    <w:p>
+      <w:pPr>
+        <w:pStyle w:val="ListParagraph"/>
+        <w:numPr>
+          <w:ilvl w:val="0"/>
+          <w:numId w:val="7"/>
+        </w:numPr>
+      </w:pPr>
+      <w:r>
+        <w:rPr>
+          <w:i/>
+          <w:iCs/>
+        </w:rPr>
+        <w:t>Database Modelling: From Entity Relationships (ER) to Normal Forms (NF)</w:t>
+      </w:r>
+      <w:r>
+        <w:t xml:space="preserve"> (</w:t>
+      </w:r>
+      <w:r>
+        <w:t>2026</w:t>
+      </w:r>
+      <w:r>
+        <w:t>) [</w:t>
+      </w:r>
+      <w:r>
+        <w:rPr>
+          <w:i/>
+          <w:iCs/>
+        </w:rPr>
+        <w:t>Lecture slides</w:t>
+      </w:r>
+      <w:r>
+        <w:t xml:space="preserve">]. </w:t>
+      </w:r>
+      <w:r>
+        <w:t>L.Serutla</w:t>
+      </w:r>
+      <w:r>
+        <w:t xml:space="preserve"> and </w:t>
+      </w:r>
+      <w:r>
+        <w:t>Sol Plaatje University</w:t>
+      </w:r>
+      <w:r>
+        <w:t>.</w:t>
+      </w:r>
+    </w:p>
+    <w:p>
+      <w:pPr>
+        <w:pStyle w:val="ListParagraph"/>
+        <w:numPr>
+          <w:ilvl w:val="0"/>
+          <w:numId w:val="7"/>
+        </w:numPr>
+      </w:pPr>
+      <w:r>
+        <w:t xml:space="preserve">Flask (n.d.) </w:t>
+      </w:r>
+      <w:r>
+        <w:rPr>
+          <w:i/>
+          <w:iCs/>
+        </w:rPr>
+        <w:t>Flask documentation</w:t>
+      </w:r>
+      <w:r>
+        <w:t xml:space="preserve">. Available at: </w:t>
+      </w:r>
+      <w:hyperlink r:id="rId12" w:history="1">
+        <w:r>
+          <w:rPr>
+            <w:rStyle w:val="Hyperlink"/>
+          </w:rPr>
+          <w:t>https://flask.palletsprojects.com/en/stable/</w:t>
+        </w:r>
+      </w:hyperlink>
+      <w:r>
+        <w:t xml:space="preserve"> (Accessed: 12 October 2026).</w:t>
+      </w:r>
+    </w:p>
+    <w:p>
+      <w:pPr>
+        <w:pStyle w:val="ListParagraph"/>
+        <w:numPr>
+          <w:ilvl w:val="0"/>
+          <w:numId w:val="7"/>
+        </w:numPr>
+      </w:pPr>
+      <w:r>
+        <w:t xml:space="preserve">MySQL (n.d.) </w:t>
+      </w:r>
+      <w:r>
+        <w:rPr>
+          <w:i/>
+          <w:iCs/>
+        </w:rPr>
+        <w:t>MySQL 8.4 Reference Manual</w:t>
+      </w:r>
+      <w:r>
+        <w:t xml:space="preserve">. Available at: </w:t>
+      </w:r>
+      <w:hyperlink r:id="rId13" w:history="1">
+        <w:r>
+          <w:rPr>
+            <w:rStyle w:val="Hyperlink"/>
+          </w:rPr>
+          <w:t>https://dev.mysql.com/doc/refman/8.4/en/</w:t>
+        </w:r>
+      </w:hyperlink>
+      <w:r>
+        <w:t xml:space="preserve"> (Accessed: 12 October 2026).</w:t>
+      </w:r>
+    </w:p>
+    <w:p>
+      <w:pPr>
+        <w:pStyle w:val="ListParagraph"/>
+        <w:numPr>
+          <w:ilvl w:val="0"/>
+          <w:numId w:val="7"/>
+        </w:numPr>
+      </w:pPr>
+      <w:r>
+        <w:t xml:space="preserve">Oracle (n.d.) </w:t>
+      </w:r>
+      <w:r>
+        <w:rPr>
+          <w:i/>
+          <w:iCs/>
+        </w:rPr>
+        <w:t>MySQL Workbench Manual</w:t>
+      </w:r>
+      <w:r>
+        <w:t xml:space="preserve">. Available at: </w:t>
+      </w:r>
+      <w:hyperlink r:id="rId14" w:history="1">
+        <w:r>
+          <w:rPr>
+            <w:rStyle w:val="Hyperlink"/>
+          </w:rPr>
+          <w:t>https://dev.mysql.com/doc/workbench/en/</w:t>
+        </w:r>
+      </w:hyperlink>
+      <w:r>
+        <w:t xml:space="preserve"> (Accessed: 12 October 2026).</w:t>
+      </w:r>
+    </w:p>
+    <w:p>
+      <w:pPr>
+        <w:pStyle w:val="ListParagraph"/>
+        <w:numPr>
+          <w:ilvl w:val="0"/>
+          <w:numId w:val="7"/>
+        </w:numPr>
+      </w:pPr>
+      <w:r>
+        <w:t xml:space="preserve">OWASP Foundation (n.d.) </w:t>
+      </w:r>
+      <w:r>
+        <w:rPr>
+          <w:i/>
+          <w:iCs/>
+        </w:rPr>
+        <w:t>Authentication Cheat Sheet</w:t>
+      </w:r>
+      <w:r>
+        <w:t xml:space="preserve">. Available at: </w:t>
+      </w:r>
+      <w:hyperlink r:id="rId15" w:history="1">
+        <w:r>
+          <w:rPr>
+            <w:rStyle w:val="Hyperlink"/>
+          </w:rPr>
+          <w:t>https://cheatsheetseries.owasp.org/cheatsheets/Authentication_Cheat_Sheet.html</w:t>
+        </w:r>
+      </w:hyperlink>
+      <w:r>
+        <w:t xml:space="preserve"> (Accessed: 12 October 2026).</w:t>
+      </w:r>
+    </w:p>
+    <w:p>
+      <w:pPr>
+        <w:pStyle w:val="ListParagraph"/>
+        <w:numPr>
+          <w:ilvl w:val="0"/>
+          <w:numId w:val="7"/>
+        </w:numPr>
+      </w:pPr>
+      <w:r>
+        <w:t xml:space="preserve">OWASP Foundation (n.d.) </w:t>
+      </w:r>
+      <w:r>
+        <w:rPr>
+          <w:i/>
+          <w:iCs/>
+        </w:rPr>
+        <w:t>Session Management Cheat Sheet</w:t>
+      </w:r>
+      <w:r>
+        <w:t xml:space="preserve">. Available at: </w:t>
+      </w:r>
+      <w:hyperlink r:id="rId16" w:history="1">
+        <w:r>
+          <w:rPr>
+            <w:rStyle w:val="Hyperlink"/>
+          </w:rPr>
+          <w:t>https://cheatsheetseries.owasp.org/cheatsheets/Session_Management_Cheat_Sheet.html</w:t>
+        </w:r>
+      </w:hyperlink>
+      <w:r>
+        <w:t xml:space="preserve"> (Accessed: 12 October 2026).</w:t>
+      </w:r>
+    </w:p>
+    <w:p>
+      <w:pPr>
+        <w:pStyle w:val="ListParagraph"/>
+        <w:numPr>
+          <w:ilvl w:val="0"/>
+          <w:numId w:val="7"/>
+        </w:numPr>
+      </w:pPr>
+      <w:r>
+        <w:t xml:space="preserve">Python Software Foundation (n.d.) </w:t>
+      </w:r>
+      <w:r>
+        <w:rPr>
+          <w:i/>
+          <w:iCs/>
+        </w:rPr>
+        <w:t>Python documentation</w:t>
+      </w:r>
+      <w:r>
+        <w:t xml:space="preserve">. Available at: </w:t>
+      </w:r>
+      <w:hyperlink r:id="rId17" w:history="1">
+        <w:r>
+          <w:rPr>
+            <w:rStyle w:val="Hyperlink"/>
+          </w:rPr>
+          <w:t>https://docs.python.org/3/</w:t>
+        </w:r>
+      </w:hyperlink>
+      <w:r>
+        <w:t xml:space="preserve"> (Accessed: 12 October 2026).</w:t>
+      </w:r>
+    </w:p>
+    <w:p>
+      <w:pPr>
+        <w:pStyle w:val="ListParagraph"/>
+        <w:numPr>
+          <w:ilvl w:val="0"/>
+          <w:numId w:val="7"/>
+        </w:numPr>
+      </w:pPr>
+      <w:r>
+        <w:t xml:space="preserve">World Health Organization (2024) </w:t>
+      </w:r>
+      <w:r>
+        <w:rPr>
+          <w:i/>
+          <w:iCs/>
+        </w:rPr>
+        <w:t>Digital transformation handbook for primary health care: optimizing person-centred point of service systems</w:t>
+      </w:r>
+      <w:r>
+        <w:t xml:space="preserve">. Available at: </w:t>
+      </w:r>
+      <w:hyperlink r:id="rId18" w:history="1">
+        <w:r>
+          <w:rPr>
+            <w:rStyle w:val="Hyperlink"/>
+          </w:rPr>
+          <w:t>https://www.who.int/publications/i/item/9789240081949</w:t>
+        </w:r>
+      </w:hyperlink>
+      <w:r>
+        <w:t xml:space="preserve"> (Accessed: 12 October 2026).</w:t>
+      </w:r>
+    </w:p>
+    <w:p>
+      <w:pPr>
+        <w:rPr>
+          <w:b/>
+          <w:bCs/>
+        </w:rPr>
+      </w:pPr>
+      <w:r>
+        <w:rPr>
+          <w:b/>
+          <w:bCs/>
+        </w:rPr>
+        <w:t xml:space="preserve"> </w:t>
+      </w:r>
+    </w:p>
+    <w:p>
+      <w:pPr>
+        <w:rPr>
+          <w:b/>
+          <w:bCs/>
+        </w:rPr>
+      </w:pPr>
+      <w:r>
+        <w:rPr>
+          <w:b/>
+          <w:bCs/>
+        </w:rPr>
+        <w:t>GITHUBLINK TO SYSTEM DEMONSTRATION FOLDER</w:t>
+      </w:r>
+      <w:r>
+        <w:t>:</w:t>
+      </w:r>
+      <w:r>
+        <w:t xml:space="preserve"> </w:t>
+      </w:r>
+      <w:hyperlink r:id="rId19" w:history="1">
+        <w:r>
+          <w:rPr>
+            <w:rStyle w:val="Hyperlink"/>
+          </w:rPr>
+          <w:t>https://github.com/CwakaDlak</w:t>
+        </w:r>
+        <w:r>
+          <w:rPr>
+            <w:rStyle w:val="Hyperlink"/>
+          </w:rPr>
+          <w:t>i</w:t>
+        </w:r>
+        <w:r>
+          <w:rPr>
+            <w:rStyle w:val="Hyperlink"/>
+          </w:rPr>
+          <w:t>ya20/database_systems_project_2026</w:t>
+        </w:r>
+      </w:hyperlink>
     </w:p>
     <w:p/>
     <w:sectPr>
@@ -7720,6 +8072,95 @@
 <file path=word/numbering.xml><?xml version="1.0" encoding="utf-8"?>
 <w:numbering xmlns:wpc="http://schemas.microsoft.com/office/word/2010/wordprocessingCanvas" xmlns:cx="http://schemas.microsoft.com/office/drawing/2014/chartex" xmlns:cx1="http://schemas.microsoft.com/office/drawing/2015/9/8/chartex" xmlns:cx2="http://schemas.microsoft.com/office/drawing/2015/10/21/chartex" xmlns:cx3="http://schemas.microsoft.com/office/drawing/2016/5/9/chartex" xmlns:cx4="http://schemas.microsoft.com/office/drawing/2016/5/10/chartex" xmlns:cx5="http://schemas.microsoft.com/office/drawing/2016/5/11/chartex" xmlns:cx6="http://schemas.microsoft.com/office/drawing/2016/5/12/chartex" xmlns:cx7="http://schemas.microsoft.com/office/drawing/2016/5/13/chartex" xmlns:cx8="http://schemas.microsoft.com/office/drawing/2016/5/14/chartex" xmlns:mc="http://schemas.openxmlformats.org/markup-compatibility/2006" xmlns:aink="http://schemas.microsoft.com/office/drawing/2016/ink" xmlns:am3d="http://schemas.microsoft.com/office/drawing/2017/model3d" xmlns:o="urn:schemas-microsoft-com:office:office" xmlns:oel="http://schemas.microsoft.com/office/2019/extlst" xmlns:r="http://schemas.openxmlformats.org/officeDocument/2006/relationships" xmlns:m="http://schemas.openxmlformats.org/officeDocument/2006/math" xmlns:v="urn:schemas-microsoft-com:vml" xmlns:wp14="http://schemas.microsoft.com/office/word/2010/wordprocessingDrawing" xmlns:wp="http://schemas.openxmlformats.org/drawingml/2006/wordprocessingDrawing" xmlns:w10="urn:schemas-microsoft-com:office:word" xmlns:w="http://schemas.openxmlformats.org/wordprocessingml/2006/main" xmlns:w14="http://schemas.microsoft.com/office/word/2010/wordml" xmlns:w15="http://schemas.microsoft.com/office/word/2012/wordml" xmlns:w16cex="http://schemas.microsoft.com/office/word/2018/wordml/cex" xmlns:w16cid="http://schemas.microsoft.com/office/word/2016/wordml/cid" xmlns:w16="http://schemas.microsoft.com/office/word/2018/wordml" xmlns:w16du="http://schemas.microsoft.com/office/word/2023/wordml/word16du" xmlns:w16sdtdh="http://schemas.microsoft.com/office/word/2020/wordml/sdtdatahash" xmlns:w16sdtfl="http://schemas.microsoft.com/office/word/2024/wordml/sdtformatlock" xmlns:w16se="http://schemas.microsoft.com/office/word/2015/wordml/symex" xmlns:wpg="http://schemas.microsoft.com/office/word/2010/wordprocessingGroup" xmlns:wpi="http://schemas.microsoft.com/office/word/2010/wordprocessingInk" xmlns:wne="http://schemas.microsoft.com/office/word/2006/wordml" xmlns:wps="http://schemas.microsoft.com/office/word/2010/wordprocessingShape" mc:Ignorable="w14 w15 w16se w16cid w16 w16cex w16sdtdh w16sdtfl w16du wp14">
   <w:abstractNum w:abstractNumId="0" w15:restartNumberingAfterBreak="0">
+    <w:nsid w:val="008057F3"/>
+    <w:multiLevelType w:val="hybridMultilevel"/>
+    <w:tmpl w:val="C4907140"/>
+    <w:lvl w:ilvl="0" w:tplc="1C09000F">
+      <w:start w:val="1"/>
+      <w:numFmt w:val="decimal"/>
+      <w:lvlText w:val="%1."/>
+      <w:lvlJc w:val="left"/>
+      <w:pPr>
+        <w:ind w:left="720" w:hanging="360"/>
+      </w:pPr>
+      <w:rPr>
+        <w:rFonts w:hint="default"/>
+      </w:rPr>
+    </w:lvl>
+    <w:lvl w:ilvl="1" w:tplc="1C090019" w:tentative="1">
+      <w:start w:val="1"/>
+      <w:numFmt w:val="lowerLetter"/>
+      <w:lvlText w:val="%2."/>
+      <w:lvlJc w:val="left"/>
+      <w:pPr>
+        <w:ind w:left="1440" w:hanging="360"/>
+      </w:pPr>
+    </w:lvl>
+    <w:lvl w:ilvl="2" w:tplc="1C09001B" w:tentative="1">
+      <w:start w:val="1"/>
+      <w:numFmt w:val="lowerRoman"/>
+      <w:lvlText w:val="%3."/>
+      <w:lvlJc w:val="right"/>
+      <w:pPr>
+        <w:ind w:left="2160" w:hanging="180"/>
+      </w:pPr>
+    </w:lvl>
+    <w:lvl w:ilvl="3" w:tplc="1C09000F" w:tentative="1">
+      <w:start w:val="1"/>
+      <w:numFmt w:val="decimal"/>
+      <w:lvlText w:val="%4."/>
+      <w:lvlJc w:val="left"/>
+      <w:pPr>
+        <w:ind w:left="2880" w:hanging="360"/>
+      </w:pPr>
+    </w:lvl>
+    <w:lvl w:ilvl="4" w:tplc="1C090019" w:tentative="1">
+      <w:start w:val="1"/>
+      <w:numFmt w:val="lowerLetter"/>
+      <w:lvlText w:val="%5."/>
+      <w:lvlJc w:val="left"/>
+      <w:pPr>
+        <w:ind w:left="3600" w:hanging="360"/>
+      </w:pPr>
+    </w:lvl>
+    <w:lvl w:ilvl="5" w:tplc="1C09001B" w:tentative="1">
+      <w:start w:val="1"/>
+      <w:numFmt w:val="lowerRoman"/>
+      <w:lvlText w:val="%6."/>
+      <w:lvlJc w:val="right"/>
+      <w:pPr>
+        <w:ind w:left="4320" w:hanging="180"/>
+      </w:pPr>
+    </w:lvl>
+    <w:lvl w:ilvl="6" w:tplc="1C09000F" w:tentative="1">
+      <w:start w:val="1"/>
+      <w:numFmt w:val="decimal"/>
+      <w:lvlText w:val="%7."/>
+      <w:lvlJc w:val="left"/>
+      <w:pPr>
+        <w:ind w:left="5040" w:hanging="360"/>
+      </w:pPr>
+    </w:lvl>
+    <w:lvl w:ilvl="7" w:tplc="1C090019" w:tentative="1">
+      <w:start w:val="1"/>
+      <w:numFmt w:val="lowerLetter"/>
+      <w:lvlText w:val="%8."/>
+      <w:lvlJc w:val="left"/>
+      <w:pPr>
+        <w:ind w:left="5760" w:hanging="360"/>
+      </w:pPr>
+    </w:lvl>
+    <w:lvl w:ilvl="8" w:tplc="1C09001B" w:tentative="1">
+      <w:start w:val="1"/>
+      <w:numFmt w:val="lowerRoman"/>
+      <w:lvlText w:val="%9."/>
+      <w:lvlJc w:val="right"/>
+      <w:pPr>
+        <w:ind w:left="6480" w:hanging="180"/>
+      </w:pPr>
+    </w:lvl>
+  </w:abstractNum>
+  <w:abstractNum w:abstractNumId="1" w15:restartNumberingAfterBreak="0">
     <w:nsid w:val="0AA939E4"/>
     <w:multiLevelType w:val="hybridMultilevel"/>
     <w:tmpl w:val="3F3086F8"/>
@@ -7832,7 +8273,7 @@
       </w:rPr>
     </w:lvl>
   </w:abstractNum>
-  <w:abstractNum w:abstractNumId="1" w15:restartNumberingAfterBreak="0">
+  <w:abstractNum w:abstractNumId="2" w15:restartNumberingAfterBreak="0">
     <w:nsid w:val="2A400934"/>
     <w:multiLevelType w:val="hybridMultilevel"/>
     <w:tmpl w:val="C02605B8"/>
@@ -7945,7 +8386,7 @@
       </w:rPr>
     </w:lvl>
   </w:abstractNum>
-  <w:abstractNum w:abstractNumId="2" w15:restartNumberingAfterBreak="0">
+  <w:abstractNum w:abstractNumId="3" w15:restartNumberingAfterBreak="0">
     <w:nsid w:val="48F642CE"/>
     <w:multiLevelType w:val="hybridMultilevel"/>
     <w:tmpl w:val="F52E8A54"/>
@@ -8058,7 +8499,7 @@
       </w:rPr>
     </w:lvl>
   </w:abstractNum>
-  <w:abstractNum w:abstractNumId="3" w15:restartNumberingAfterBreak="0">
+  <w:abstractNum w:abstractNumId="4" w15:restartNumberingAfterBreak="0">
     <w:nsid w:val="657B6FEE"/>
     <w:multiLevelType w:val="hybridMultilevel"/>
     <w:tmpl w:val="D1B0C2F4"/>
@@ -8171,7 +8612,7 @@
       </w:rPr>
     </w:lvl>
   </w:abstractNum>
-  <w:abstractNum w:abstractNumId="4" w15:restartNumberingAfterBreak="0">
+  <w:abstractNum w:abstractNumId="5" w15:restartNumberingAfterBreak="0">
     <w:nsid w:val="6A9E7514"/>
     <w:multiLevelType w:val="hybridMultilevel"/>
     <w:tmpl w:val="9E9656AC"/>
@@ -8284,7 +8725,7 @@
       </w:rPr>
     </w:lvl>
   </w:abstractNum>
-  <w:abstractNum w:abstractNumId="5" w15:restartNumberingAfterBreak="0">
+  <w:abstractNum w:abstractNumId="6" w15:restartNumberingAfterBreak="0">
     <w:nsid w:val="7F955742"/>
     <w:multiLevelType w:val="hybridMultilevel"/>
     <w:tmpl w:val="27C4066E"/>
@@ -8398,22 +8839,25 @@
     </w:lvl>
   </w:abstractNum>
   <w:num w:numId="1" w16cid:durableId="1967737370">
+    <w:abstractNumId w:val="6"/>
+  </w:num>
+  <w:num w:numId="2" w16cid:durableId="497304154">
+    <w:abstractNumId w:val="3"/>
+  </w:num>
+  <w:num w:numId="3" w16cid:durableId="1646081566">
+    <w:abstractNumId w:val="4"/>
+  </w:num>
+  <w:num w:numId="4" w16cid:durableId="647247165">
+    <w:abstractNumId w:val="2"/>
+  </w:num>
+  <w:num w:numId="5" w16cid:durableId="982349261">
+    <w:abstractNumId w:val="1"/>
+  </w:num>
+  <w:num w:numId="6" w16cid:durableId="1918904475">
     <w:abstractNumId w:val="5"/>
   </w:num>
-  <w:num w:numId="2" w16cid:durableId="497304154">
-    <w:abstractNumId w:val="2"/>
-  </w:num>
-  <w:num w:numId="3" w16cid:durableId="1646081566">
-    <w:abstractNumId w:val="3"/>
-  </w:num>
-  <w:num w:numId="4" w16cid:durableId="647247165">
-    <w:abstractNumId w:val="1"/>
-  </w:num>
-  <w:num w:numId="5" w16cid:durableId="982349261">
+  <w:num w:numId="7" w16cid:durableId="1105493446">
     <w:abstractNumId w:val="0"/>
-  </w:num>
-  <w:num w:numId="6" w16cid:durableId="1918904475">
-    <w:abstractNumId w:val="4"/>
   </w:num>
 </w:numbering>
 </file>
@@ -9680,6 +10124,18 @@
       <w:shd w:val="clear" w:color="auto" w:fill="E1DFDD"/>
     </w:rPr>
   </w:style>
+  <w:style w:type="character" w:styleId="FollowedHyperlink">
+    <w:name w:val="FollowedHyperlink"/>
+    <w:basedOn w:val="DefaultParagraphFont"/>
+    <w:uiPriority w:val="99"/>
+    <w:semiHidden/>
+    <w:unhideWhenUsed/>
+    <w:rsid w:val="00E11E02"/>
+    <w:rPr>
+      <w:color w:val="96607D" w:themeColor="followedHyperlink"/>
+      <w:u w:val="single"/>
+    </w:rPr>
+  </w:style>
 </w:styles>
 </file>
 
